--- a/az/discovery-articles/5.7 Distillə.docx
+++ b/az/discovery-articles/5.7 Distillə.docx
@@ -4,474 +4,314 @@
   <w:body>
     <w:p>
       <w:pPr>
-        <w:keepNext/>
-        <w:spacing w:before="280" w:after="120"/>
+        <w:pStyle w:val="Title"/>
+        <w:widowControl/>
       </w:pPr>
       <w:r>
-        <w:rPr>
-          <w:rFonts w:ascii="Calibri" w:hAnsi="Calibri" w:eastAsia="Calibri"/>
-          <w:b/>
-          <w:i w:val="0"/>
-          <w:color w:val="004E8C"/>
-          <w:sz w:val="44"/>
-        </w:rPr>
         <w:t>5.7 Distillə</w:t>
       </w:r>
     </w:p>
     <w:p>
       <w:pPr>
-        <w:spacing w:after="80"/>
+        <w:keepNext/>
+        <w:widowControl/>
       </w:pPr>
       <w:r>
         <w:rPr>
-          <w:rFonts w:ascii="Calibri" w:hAnsi="Calibri" w:eastAsia="Calibri"/>
-          <w:b w:val="0"/>
-          <w:i/>
-          <w:color w:val="505050"/>
-          <w:sz w:val="22"/>
+          <w:sz w:val="20"/>
         </w:rPr>
-        <w:t>5. Fizika, kimya və materiallar</w:t>
-      </w:r>
-    </w:p>
-    <w:p>
-      <w:pPr>
-        <w:spacing w:after="200"/>
-      </w:pPr>
-      <w:r>
-        <w:rPr>
-          <w:rFonts w:ascii="Calibri" w:hAnsi="Calibri" w:eastAsia="Calibri"/>
-          <w:b w:val="0"/>
-          <w:i/>
-          <w:sz w:val="22"/>
-        </w:rPr>
-        <w:t>Dövr: qədim və orta əsrlər; İslam dünyasında və Avropada alembik ənənələri; XIX əsrdən sənaye tipli fraksiyalama kolonları | Əsas simalar: ellinizm dövrünün və İslam dünyasının kimyagərləri və təbibləri; sonrakı sənaye kimyaçıları və neft mühəndisləri</w:t>
-      </w:r>
-    </w:p>
-    <w:p>
-      <w:pPr>
-        <w:spacing w:after="160" w:line="276" w:lineRule="auto"/>
-      </w:pPr>
-      <w:r>
-        <w:rPr>
-          <w:rFonts w:ascii="Calibri" w:hAnsi="Calibri" w:eastAsia="Calibri"/>
-          <w:b w:val="0"/>
-          <w:i w:val="0"/>
-          <w:sz w:val="22"/>
-        </w:rPr>
-        <w:t>Distillə zamanı maye qarışığı qızdırılır, yaranan buxar toplanır və soyudularaq yenidən mayeyə çevrilir. Müxtəlif maddələrin qaynama temperaturu fərqli olduğuna görə bu üsulla spirtli içkiləri, yanacaqları, şirin suyu və kimyəvi maddələri ayırmaq mümkündür.</w:t>
+        <w:t>5 Fizika kimya və materiallar</w:t>
       </w:r>
     </w:p>
     <w:p>
       <w:pPr>
         <w:keepNext/>
-        <w:spacing w:before="240" w:after="120"/>
+        <w:widowControl/>
       </w:pPr>
       <w:r>
         <w:rPr>
-          <w:rFonts w:ascii="Calibri" w:hAnsi="Calibri" w:eastAsia="Calibri"/>
-          <w:b/>
-          <w:i w:val="0"/>
-          <w:color w:val="004E8C"/>
-          <w:sz w:val="28"/>
+          <w:sz w:val="20"/>
         </w:rPr>
-        <w:t>Əsas faktlar</w:t>
+        <w:t>Dövr: qədim və orta əsr təcrübələri; İslam dünyası və Avropanın distillə qurğuları; XIX əsrdən sənaye fraksiyalaşdırma kolonları | Əsas iştirakçılar: ellinizm və İslam dünyasının əlkimyaçıları və həkimləri; sonrakı sənaye kimyaçıları və neft mühəndisləri</w:t>
+      </w:r>
+    </w:p>
+    <w:p>
+      <w:pPr>
+        <w:widowControl/>
+      </w:pPr>
+      <w:r>
+        <w:t>Distillə zamanı maye qarışıq qızdırılır, buxarı toplanır və soyudularaq yenidən mayeyə çevrilir. Maddələrin qaynama temperaturu fərqli olduğuna görə bu üsulla spirt, yanacaq, şirin su və kimyəvi maddələr ayrılır.</w:t>
+      </w:r>
+    </w:p>
+    <w:p>
+      <w:pPr>
+        <w:pStyle w:val="Heading1"/>
+        <w:widowControl/>
+      </w:pPr>
+      <w:r>
+        <w:t>Əsas məlumatlar</w:t>
       </w:r>
     </w:p>
     <w:p>
       <w:pPr>
         <w:pStyle w:val="ListBullet"/>
+        <w:widowControl/>
       </w:pPr>
       <w:r>
-        <w:rPr>
-          <w:rFonts w:ascii="Calibri" w:hAnsi="Calibri" w:eastAsia="Calibri"/>
-          <w:b w:val="0"/>
-          <w:i w:val="0"/>
-          <w:sz w:val="22"/>
-        </w:rPr>
-        <w:t>Sadə distillə qurğularına və alembiklərə ellinizm dövrünün və İslam dünyasının texniki ənənələrində rast gəlinir</w:t>
+        <w:t>Sadə distillə qurğuları ellinizm və İslam dünyasının texniki ənənələrində mövcud idi.</w:t>
       </w:r>
     </w:p>
     <w:p>
       <w:pPr>
         <w:pStyle w:val="ListBullet"/>
+        <w:widowControl/>
       </w:pPr>
       <w:r>
-        <w:rPr>
-          <w:rFonts w:ascii="Calibri" w:hAnsi="Calibri" w:eastAsia="Calibri"/>
-          <w:b w:val="0"/>
-          <w:i w:val="0"/>
-          <w:sz w:val="22"/>
-        </w:rPr>
-        <w:t>Distillənin ilk məhsulları arasında spirtli içkilər, ətirlər və dərmanlar vardı</w:t>
+        <w:t>Spirtli içkilər, ətirlər və dərmanlar distillənin ilkin məhsullarından idi.</w:t>
       </w:r>
     </w:p>
     <w:p>
       <w:pPr>
         <w:pStyle w:val="ListBullet"/>
+        <w:widowControl/>
       </w:pPr>
       <w:r>
-        <w:rPr>
-          <w:rFonts w:ascii="Calibri" w:hAnsi="Calibri" w:eastAsia="Calibri"/>
-          <w:b w:val="0"/>
-          <w:i w:val="0"/>
-          <w:sz w:val="22"/>
-        </w:rPr>
-        <w:t>Fraksiyalı distillə xam nefti benzin, kerosin və başqa fraksiyalara ayırır</w:t>
+        <w:t>Fraksiyalı distillə xam nefti benzin, kerosin və digər hissələrə ayırır.</w:t>
       </w:r>
     </w:p>
     <w:p>
       <w:pPr>
         <w:pStyle w:val="ListBullet"/>
+        <w:widowControl/>
       </w:pPr>
       <w:r>
-        <w:rPr>
-          <w:rFonts w:ascii="Calibri" w:hAnsi="Calibri" w:eastAsia="Calibri"/>
-          <w:b w:val="0"/>
-          <w:i w:val="0"/>
-          <w:sz w:val="22"/>
-        </w:rPr>
-        <w:t>Suyun duzsuzlaşdırılmasında və laboratoriyada maddələrin təmizlənməsində də distillədən istifadə olunur</w:t>
+        <w:t>Suyun duzsuzlaşdırılması və laboratoriyada təmizlənməsi də distillədən istifadə edir.</w:t>
       </w:r>
     </w:p>
     <w:p>
       <w:pPr>
         <w:pStyle w:val="ListBullet"/>
+        <w:widowControl/>
       </w:pPr>
       <w:r>
-        <w:rPr>
-          <w:rFonts w:ascii="Calibri" w:hAnsi="Calibri" w:eastAsia="Calibri"/>
-          <w:b w:val="0"/>
-          <w:i w:val="0"/>
-          <w:sz w:val="22"/>
-        </w:rPr>
-        <w:t>Sənaye kolonlarında ayırmanı yaxşılaşdırmaq üçün boşqablar və ya doldurucu material, həmçinin reflüks tətbiq edilir</w:t>
+        <w:t>Sənaye kolonlarında ayırmanı yaxşılaşdırmaq üçün boşqablar, doldurucu material və kondensatın geri qaytarılması işlədilir.</w:t>
       </w:r>
     </w:p>
     <w:p>
       <w:pPr>
-        <w:keepNext/>
-        <w:spacing w:before="240" w:after="120"/>
+        <w:pStyle w:val="Heading1"/>
+        <w:widowControl/>
       </w:pPr>
       <w:r>
-        <w:rPr>
-          <w:rFonts w:ascii="Calibri" w:hAnsi="Calibri" w:eastAsia="Calibri"/>
-          <w:b/>
-          <w:i w:val="0"/>
-          <w:color w:val="004E8C"/>
-          <w:sz w:val="28"/>
-        </w:rPr>
         <w:t>Bu nədir</w:t>
       </w:r>
     </w:p>
     <w:p>
       <w:pPr>
-        <w:spacing w:after="160" w:line="276" w:lineRule="auto"/>
+        <w:widowControl/>
       </w:pPr>
       <w:r>
-        <w:rPr>
-          <w:rFonts w:ascii="Calibri" w:hAnsi="Calibri" w:eastAsia="Calibri"/>
-          <w:b w:val="0"/>
-          <w:i w:val="0"/>
-          <w:sz w:val="22"/>
-        </w:rPr>
-        <w:t>Distillə maye qarışığının tərkib hissələrini qaynatma və soyutma yolu ilə ayırır. Qaynama temperaturu daha aşağı olan maddə, adətən, buxar fazasına daha asan keçir. Distillə qurğusu bu buxarı kondensatora — onu yenidən mayeyə çevirən sərin boruya və ya kameraya yönəldir. Bu hadisə çaydandan çıxan buxarın soyuq pəncərədə su damcılarına çevrilməsinə bənzəyir. Prosesin dəfələrlə təkrarlanması fraksiyalı distillə adlanır və maddələri daha dəqiq ayırmağa imkan verir.</w:t>
+        <w:t>Distillə maye qarışığın hissələrini qaynatma və soyutma ilə ayırır. Qaynama temperaturu aşağı olan hissə adətən buxara daha asan keçir. Qurğu bu buxarı kondensatora — onu yenidən mayeyə çevirən soyuq boru və ya kameraya — yönəldir. Bu, çaydandan çıxan buxarın soyuq pəncərədə su damcılarına çevrilməsinə bənzəyir. Fraksiyalı distillə adlanan təkrarlanan proses daha dəqiq ayırma verir.</w:t>
       </w:r>
     </w:p>
     <w:p>
       <w:pPr>
-        <w:keepNext/>
-        <w:spacing w:before="240" w:after="120"/>
+        <w:pStyle w:val="Heading1"/>
+        <w:widowControl/>
       </w:pPr>
       <w:r>
-        <w:rPr>
-          <w:rFonts w:ascii="Calibri" w:hAnsi="Calibri" w:eastAsia="Calibri"/>
-          <w:b/>
-          <w:i w:val="0"/>
-          <w:color w:val="004E8C"/>
-          <w:sz w:val="28"/>
-        </w:rPr>
-        <w:t>Onu kim kəşf və ya ixtira edib</w:t>
+        <w:t>Kim kəşf edib və ya yaradıb</w:t>
       </w:r>
     </w:p>
     <w:p>
       <w:pPr>
-        <w:spacing w:after="160" w:line="276" w:lineRule="auto"/>
+        <w:widowControl/>
       </w:pPr>
       <w:r>
-        <w:rPr>
-          <w:rFonts w:ascii="Calibri" w:hAnsi="Calibri" w:eastAsia="Calibri"/>
-          <w:b w:val="0"/>
-          <w:i w:val="0"/>
-          <w:sz w:val="22"/>
-        </w:rPr>
-        <w:t>Distilləni bir nəfər ixtira etməyib. Ellinizm dünyasının ustaları ilk distillə cihazlarından istifadə edirdilər. Orta əsrlərdə İslam dünyasının alim və sənətkarları ətir və dərman hazırlamaq üçün alembikləri təkmilləşdirdilər. Sonralar Avropanın əczaçıları və kimyaçıları bu üsulu daha da inkişaf etdirdilər. XIX əsrdə mühəndislər daş kömür qatranını, spirti və nefti emal etmək üçün qurğuların ölçüsünü böyütdülər. Bu biliklərin mühüm hissəsini adları dövrümüzə çatmayan sənətkarlar praktik iş zamanı toplamışdılar.</w:t>
+        <w:t>Distillənin tək bir ixtiraçısı yoxdur. Ellinizm dünyasının ustaları erkən qurğulardan istifadə edirdilər. Orta əsr İslam dünyasında alim və sənətkarlar ətir və dərman üçün distillə qablarını təkmilləşdirdilər. Avropa əczaçıları və kimyaçıları üsulu daha da inkişaf etdirdilər. XIX əsrdə mühəndislər onu daş kömür qatranı, spirt və neft üçün böyütdülər. Biliyin böyük hissəsi adı qalmış qeydlərdə çəkilməyən sənətkarların praktikasından gəlirdi.</w:t>
       </w:r>
     </w:p>
     <w:p>
       <w:pPr>
-        <w:keepNext/>
-        <w:spacing w:before="240" w:after="120"/>
+        <w:pStyle w:val="Heading1"/>
+        <w:widowControl/>
       </w:pPr>
       <w:r>
-        <w:rPr>
-          <w:rFonts w:ascii="Calibri" w:hAnsi="Calibri" w:eastAsia="Calibri"/>
-          <w:b/>
-          <w:i w:val="0"/>
-          <w:color w:val="004E8C"/>
-          <w:sz w:val="28"/>
-        </w:rPr>
-        <w:t>Nə vaxt və necə meydana gəlib</w:t>
+        <w:t>Nə vaxt və necə yaranıb</w:t>
       </w:r>
     </w:p>
     <w:p>
       <w:pPr>
-        <w:spacing w:after="160" w:line="276" w:lineRule="auto"/>
+        <w:widowControl/>
       </w:pPr>
       <w:r>
-        <w:rPr>
-          <w:rFonts w:ascii="Calibri" w:hAnsi="Calibri" w:eastAsia="Calibri"/>
-          <w:b w:val="0"/>
-          <w:i w:val="0"/>
-          <w:sz w:val="22"/>
-        </w:rPr>
-        <w:t>Distillə son antik dövrdə artıq laboratoriya və sənətkarlıq üsulu kimi işlədilirdi. Orta əsrlərdə İslam dünyasında yüksək səviyyədə inkişaf etdi, daha sonra Avropada təbabətə və spirtli içki istehsalına yayıldı. Sənaye inqilabı daha iri və fasiləsiz işləyən distillə qurğularının yaranmasına səbəb oldu. XIX əsrdən neftayırma zavodları xam nefti faydalı məhsullara bölmək üçün hündür fraksiyalama kolonlarından istifadə etməyə başladılar. Müasir laboratoriya şüşə qablarında da eyni əsas mərhələlər izlənir: qızdırma, buxarlanma, soyutma və toplama.</w:t>
+        <w:t>Son antik dövrdə distillə artıq laboratoriya və sənətkarlıq üsulu idi. Orta əsr İslam dünyasında yüksək inkişaf etdi, sonra Avropa təbabətində və spirtli içki istehsalında yayıldı. Sənaye inqilabı daha böyük və fasiləsiz işləyən qurğular gətirdi. XIX əsrdən neftayırma zavodları xam nefti faydalı məhsullara ayırmaq üçün hündür fraksiyalaşdırma kolonlarından istifadə etdi. Müasir laboratoriya şüşə avadanlığı da eyni əsas yolu izləyir: qızdırma, buxarlanma, soyutma və toplama.</w:t>
       </w:r>
     </w:p>
     <w:p>
       <w:pPr>
-        <w:keepNext/>
-        <w:spacing w:before="240" w:after="120"/>
+        <w:pStyle w:val="Heading1"/>
+        <w:widowControl/>
       </w:pPr>
       <w:r>
-        <w:rPr>
-          <w:rFonts w:ascii="Calibri" w:hAnsi="Calibri" w:eastAsia="Calibri"/>
-          <w:b/>
-          <w:i w:val="0"/>
-          <w:color w:val="004E8C"/>
-          <w:sz w:val="28"/>
-        </w:rPr>
-        <w:t>Elmi baxımdan əhəmiyyəti</w:t>
+        <w:t>Elm üçün əhəmiyyəti</w:t>
       </w:r>
     </w:p>
     <w:p>
       <w:pPr>
-        <w:spacing w:after="160" w:line="276" w:lineRule="auto"/>
+        <w:widowControl/>
       </w:pPr>
       <w:r>
-        <w:rPr>
-          <w:rFonts w:ascii="Calibri" w:hAnsi="Calibri" w:eastAsia="Calibri"/>
-          <w:b w:val="0"/>
-          <w:i w:val="0"/>
-          <w:sz w:val="22"/>
-        </w:rPr>
-        <w:t>Distillə temperatur, təzyiq və mayenin tərkibi arasındakı əlaqəni anlamağa kömək etdi. Buxar–maye tarazlığı maddənin nə qədərinin maye halında qaldığını, nə qədərinin isə buxara çevrildiyini göstərir. Bu tarazlığın ölçülməsi ayırma prosesini yalnız təcrübəyə əsaslanan üsuldan proqnozlaşdırıla bilən elmi prosesə çevirdi. Qaynama temperaturunun maddəni tanımaq və təmizləmək üçün yararlı göstərici olduğu da aydınlaşdı. Bunun sayəsində kimya laboratoriyaları və zavodlar sabit keyfiyyətli həlledicilər və xammal hazırlaya bildilər.</w:t>
+        <w:t>Distillə alimlərə temperatur, təzyiq və maye tərkibi arasındakı əlaqəni anlamağa kömək etdi. Buxar–maye tarazlığı maye qalan və buxara keçən hissələr arasındakı tarazlıqdır. Onu ölçmək ayırmanı yalnız təcrübəyə güvənməkdən çıxarıb qabaqcadan hesablana bilən prosesə çevirdi. Qaynama temperaturunun maddəni tanımağa və təmizləməyə kömək etdiyi də aydın oldu. Kimya laboratoriyaları və zavodlar etibarlı həlledicilər və inqrediyentlər hazırlaya bildilər.</w:t>
       </w:r>
     </w:p>
     <w:p>
       <w:pPr>
-        <w:keepNext/>
-        <w:spacing w:before="240" w:after="120"/>
+        <w:pStyle w:val="Heading1"/>
+        <w:widowControl/>
       </w:pPr>
       <w:r>
-        <w:rPr>
-          <w:rFonts w:ascii="Calibri" w:hAnsi="Calibri" w:eastAsia="Calibri"/>
-          <w:b/>
-          <w:i w:val="0"/>
-          <w:color w:val="004E8C"/>
-          <w:sz w:val="28"/>
-        </w:rPr>
-        <w:t>Sonrakı inkişaflara necə təsir göstərib</w:t>
+        <w:t>Sonrakı inkişafa təsiri</w:t>
       </w:r>
     </w:p>
     <w:p>
       <w:pPr>
-        <w:spacing w:after="160" w:line="276" w:lineRule="auto"/>
+        <w:widowControl/>
       </w:pPr>
       <w:r>
-        <w:rPr>
-          <w:rFonts w:ascii="Calibri" w:hAnsi="Calibri" w:eastAsia="Calibri"/>
-          <w:b w:val="0"/>
-          <w:i w:val="0"/>
-          <w:sz w:val="22"/>
-        </w:rPr>
-        <w:t>Neft emalında benzin, kerosin, dizel və kimya sənayesi üçün xammalın alınması fraksiyalı distillədən asılıdır. Distillə həmçinin suyun duzsuzlaşdırılmasında, spirt istehsalında və həlledicilərin bərpasında işlədilir. Mühəndislər kolonlara boşqablar, doldurucu material və reflüks əlavə etməklə prosesi təkmilləşdirdilər. Reflüks zamanı kondensatın bir hissəsi aşağıya qaytarılır və yuxarı qalxan buxarla yenidən təmas edir. Eyni material yığınının bir neçə dəfə çeşidlənməsinə bənzəyən bu təkrar təmas daha dəqiq ayırma verir. İsti avadanlıq və alışan buxarlarla bağlı müasir təhlükəsizlik qaydalarının bir hissəsi də bu sistemlərin istismarı zamanı formalaşdı.</w:t>
+        <w:t>Neft emalında benzin, kerosin, dizel və kimya xammalı almaq üçün fraksiyalı distillə əsasdır. Üsul duzsuzlaşdırmanı, spirt istehsalını və həlledicilərin geri qazanılmasını da dəstəkləyir. Mühəndislər kolonları boşqablar, doldurucu materiallar və reflükslə təkmilləşdirdilər. Reflüksdə kondensasiya olunmuş mayenin bir hissəsi yuxarı qalxan buxarla təmas üçün aşağı qaytarılır. Bu təkrar təmas eyni qarışığı bir neçə dəfə çeşidləməyə bənzəyir və daha dəqiq nəticə verir. İsti avadanlıq və alışan buxarlar üçün müasir təhlükəsizlik qaydaları da bu sistemlərlə birlikdə inkişaf etdi.</w:t>
       </w:r>
     </w:p>
     <w:p>
       <w:pPr>
-        <w:keepNext/>
-        <w:spacing w:before="240" w:after="120"/>
+        <w:pStyle w:val="Heading1"/>
+        <w:widowControl/>
       </w:pPr>
       <w:r>
-        <w:rPr>
-          <w:rFonts w:ascii="Calibri" w:hAnsi="Calibri" w:eastAsia="Calibri"/>
-          <w:b/>
-          <w:i w:val="0"/>
-          <w:color w:val="004E8C"/>
-          <w:sz w:val="28"/>
-        </w:rPr>
         <w:t>İnsan həyatını necə dəyişib</w:t>
       </w:r>
     </w:p>
     <w:p>
       <w:pPr>
-        <w:spacing w:after="160" w:line="276" w:lineRule="auto"/>
+        <w:widowControl/>
       </w:pPr>
       <w:r>
-        <w:rPr>
-          <w:rFonts w:ascii="Calibri" w:hAnsi="Calibri" w:eastAsia="Calibri"/>
-          <w:b w:val="0"/>
-          <w:i w:val="0"/>
-          <w:sz w:val="22"/>
-        </w:rPr>
-        <w:t>Distillə qatı ətirlərin, dərmanların və spirtli içkilərin istehsalını asanlaşdırdı. Sonralar emal olunmuş yanacaqlar lampaları, avtomobilləri, təyyarələri və sənaye müəssisələrini işlətməyə başladı. Distillə və ya duzsuzlaşdırma ilə alınan su gəmiləri və quraq bölgələri su ilə təmin edə bilər, lakin bu proses çox enerji tələb edir. Neftayırma zavodları yanğın təhlükəsi, hava çirkliliyi və qalıq yanacaqlardan asılılıq da yaratdı. Bu gün gündəlik istifadə etdiyimiz bir çox maye butulkaya, yanacaq çəninə və ya zavoda çatmazdan xeyli əvvəl distillə qurğularından keçir.</w:t>
+        <w:t>Distillə qatı ətirlərin, dərmanların və spirtli içkilərin istehsalını asanlaşdırdı. Emal olunmuş yanacaqlar sonralar lampaları, avtomobilləri, təyyarələri və sənayeni hərəkətə gətirdi. Distillə edilmiş və ya duzsuzlaşdırılmış su gəmiləri və quraq bölgələri təmin edə bilər, lakin xeyli enerji tələb edir. Neftayırma zavodları yanğın təhlükəsi, hava çirklənməsi və fosil yanacaqdan asılılıq da gətirdi. Gündəlik istifadə etdiyimiz çoxlu maye butulkaya, yanacaq çəninə və ya zavoda çatmazdan xeyli əvvəl distillə avadanlığından keçir.</w:t>
       </w:r>
     </w:p>
     <w:p>
       <w:pPr>
-        <w:keepNext/>
-        <w:spacing w:before="240" w:after="120"/>
+        <w:pStyle w:val="Heading1"/>
+        <w:widowControl/>
       </w:pPr>
       <w:r>
-        <w:rPr>
-          <w:rFonts w:ascii="Calibri" w:hAnsi="Calibri" w:eastAsia="Calibri"/>
-          <w:b/>
-          <w:i w:val="0"/>
-          <w:color w:val="004E8C"/>
-          <w:sz w:val="28"/>
-        </w:rPr>
         <w:t>Mənbələr və istinadlar</w:t>
       </w:r>
     </w:p>
     <w:p>
       <w:pPr>
-        <w:keepNext/>
-        <w:spacing w:before="240" w:after="120"/>
+        <w:pStyle w:val="Heading2"/>
+        <w:widowControl/>
       </w:pPr>
       <w:r>
         <w:rPr>
-          <w:rFonts w:ascii="Calibri" w:hAnsi="Calibri" w:eastAsia="Calibri"/>
-          <w:b/>
-          <w:i w:val="0"/>
-          <w:color w:val="004E8C"/>
-          <w:sz w:val="24"/>
+          <w:sz w:val="20"/>
         </w:rPr>
-        <w:t>A. Kitablar və əsas elmi əsərlər</w:t>
+        <w:t>A Kitablar və əsas elmi əsərlər</w:t>
       </w:r>
     </w:p>
     <w:p>
       <w:pPr>
-        <w:spacing w:after="80"/>
-        <w:ind w:left="360"/>
+        <w:widowControl/>
       </w:pPr>
       <w:r>
         <w:rPr>
-          <w:rFonts w:ascii="Calibri" w:hAnsi="Calibri" w:eastAsia="Calibri"/>
-          <w:b w:val="0"/>
-          <w:i w:val="0"/>
-          <w:sz w:val="22"/>
+          <w:sz w:val="20"/>
         </w:rPr>
-        <w:t>1. Forbes, R. J. A Short History of the Art of Distillation. Leiden: Brill, 1948.</w:t>
+        <w:t>1. Forbes, R. J.A Short History of the Art of Distillation. Leiden: Brill, 1948.</w:t>
       </w:r>
     </w:p>
     <w:p>
       <w:pPr>
-        <w:keepNext/>
-        <w:spacing w:before="240" w:after="120"/>
+        <w:pStyle w:val="Heading2"/>
+        <w:widowControl/>
       </w:pPr>
       <w:r>
         <w:rPr>
-          <w:rFonts w:ascii="Calibri" w:hAnsi="Calibri" w:eastAsia="Calibri"/>
-          <w:b/>
-          <w:i w:val="0"/>
-          <w:color w:val="004E8C"/>
-          <w:sz w:val="24"/>
+          <w:sz w:val="20"/>
         </w:rPr>
-        <w:t>C. Təşkilatların materialları və ensiklopedik mənbələr</w:t>
+        <w:t>C Qurumların materialları və ensiklopedik mənbələr</w:t>
       </w:r>
     </w:p>
     <w:p>
       <w:pPr>
-        <w:spacing w:after="80"/>
-        <w:ind w:left="360"/>
+        <w:widowControl/>
       </w:pPr>
       <w:r>
         <w:rPr>
-          <w:rFonts w:ascii="Calibri" w:hAnsi="Calibri" w:eastAsia="Calibri"/>
-          <w:b w:val="0"/>
-          <w:i w:val="0"/>
-          <w:sz w:val="22"/>
+          <w:sz w:val="20"/>
         </w:rPr>
-        <w:t>1. Encyclopaedia Britannica. “Distillation” (“Distillə”).</w:t>
-      </w:r>
-      <w:r>
-        <w:rPr>
-          <w:rFonts w:ascii="Calibri" w:hAnsi="Calibri" w:eastAsia="Calibri"/>
-          <w:b w:val="0"/>
-          <w:i w:val="0"/>
-          <w:sz w:val="22"/>
-        </w:rPr>
-        <w:t xml:space="preserve"> </w:t>
+        <w:t xml:space="preserve">1. Encyclopaedia Britannica. 'Distillation.' </w:t>
       </w:r>
       <w:hyperlink r:id="rId9">
         <w:r>
           <w:rPr>
-            <w:rFonts w:ascii="Calibri" w:hAnsi="Calibri" w:eastAsia="Calibri"/>
-            <w:b w:val="0"/>
-            <w:i w:val="0"/>
-            <w:sz w:val="22"/>
-            <w:color w:val="0563C1"/>
-            <w:u w:val="single"/>
+            <w:sz w:val="20"/>
           </w:rPr>
           <w:t>https://www.britannica.com/technology/distillation</w:t>
         </w:r>
       </w:hyperlink>
+      <w:r>
+        <w:rPr>
+          <w:sz w:val="20"/>
+        </w:rPr>
+      </w:r>
     </w:p>
     <w:p>
       <w:pPr>
-        <w:spacing w:after="80"/>
-        <w:ind w:left="360"/>
+        <w:widowControl/>
       </w:pPr>
       <w:r>
         <w:rPr>
-          <w:rFonts w:ascii="Calibri" w:hAnsi="Calibri" w:eastAsia="Calibri"/>
-          <w:b w:val="0"/>
-          <w:i w:val="0"/>
-          <w:sz w:val="22"/>
+          <w:sz w:val="20"/>
         </w:rPr>
-        <w:t>2. Encyclopaedia Britannica. “Petroleum refining” (“Neft emalı”).</w:t>
-      </w:r>
-      <w:r>
-        <w:rPr>
-          <w:rFonts w:ascii="Calibri" w:hAnsi="Calibri" w:eastAsia="Calibri"/>
-          <w:b w:val="0"/>
-          <w:i w:val="0"/>
-          <w:sz w:val="22"/>
-        </w:rPr>
-        <w:t xml:space="preserve"> </w:t>
+        <w:t xml:space="preserve">2. Encyclopaedia Britannica. 'Petroleum refining.' </w:t>
       </w:r>
       <w:hyperlink r:id="rId10">
         <w:r>
           <w:rPr>
-            <w:rFonts w:ascii="Calibri" w:hAnsi="Calibri" w:eastAsia="Calibri"/>
-            <w:b w:val="0"/>
-            <w:i w:val="0"/>
-            <w:sz w:val="22"/>
-            <w:color w:val="0563C1"/>
-            <w:u w:val="single"/>
+            <w:sz w:val="20"/>
           </w:rPr>
           <w:t>https://www.britannica.com/technology/petroleum-refining</w:t>
         </w:r>
       </w:hyperlink>
+      <w:r>
+        <w:rPr>
+          <w:sz w:val="20"/>
+        </w:rPr>
+      </w:r>
     </w:p>
     <w:sectPr>
-      <w:pgSz w:w="12240" w:h="15840"/>
-      <w:pgMar w:top="1296" w:right="1440" w:bottom="1296" w:left="1440" w:header="720" w:footer="720" w:gutter="0"/>
+      <w:footerReference w:type="default" r:id="rId11"/>
+      <w:pgSz w:w="11906" w:h="16838"/>
+      <w:pgMar w:top="1020" w:right="1134" w:bottom="1020" w:left="1134" w:header="720" w:footer="720" w:gutter="0"/>
       <w:cols w:space="720"/>
       <w:docGrid w:linePitch="360"/>
     </w:sectPr>
   </w:body>
 </w:document>
+</file>
+
+<file path=word/footer1.xml><?xml version="1.0" encoding="utf-8"?>
+<w:ftr xmlns:m="http://schemas.openxmlformats.org/officeDocument/2006/math" xmlns:mc="http://schemas.openxmlformats.org/markup-compatibility/2006" xmlns:mo="http://schemas.microsoft.com/office/mac/office/2008/main" xmlns:mv="urn:schemas-microsoft-com:mac:vml" xmlns:o="urn:schemas-microsoft-com:office:office" xmlns:r="http://schemas.openxmlformats.org/officeDocument/2006/relationships" xmlns:v="urn:schemas-microsoft-com:vml" xmlns:w10="urn:schemas-microsoft-com:office:word" xmlns:w14="http://schemas.microsoft.com/office/word/2010/wordml" xmlns:w="http://schemas.openxmlformats.org/wordprocessingml/2006/main" xmlns:wne="http://schemas.microsoft.com/office/word/2006/wordml" xmlns:wp14="http://schemas.microsoft.com/office/word/2010/wordprocessingDrawing" xmlns:wp="http://schemas.openxmlformats.org/drawingml/2006/wordprocessingDrawing" xmlns:wpc="http://schemas.microsoft.com/office/word/2010/wordprocessingCanvas" xmlns:wpg="http://schemas.microsoft.com/office/word/2010/wordprocessingGroup" xmlns:wpi="http://schemas.microsoft.com/office/word/2010/wordprocessingInk" xmlns:wps="http://schemas.microsoft.com/office/word/2010/wordprocessingShape" mc:Ignorable="w14 wp14">
+  <w:p>
+    <w:pPr>
+      <w:pStyle w:val="Footer"/>
+      <w:jc w:val="right"/>
+    </w:pPr>
+    <w:fldSimple w:instr="PAGE"/>
+  </w:p>
+</w:ftr>
 </file>
 
 <file path=word/numbering.xml><?xml version="1.0" encoding="utf-8"?>
@@ -682,7 +522,7 @@
   <w:docDefaults>
     <w:rPrDefault>
       <w:rPr>
-        <w:rFonts w:asciiTheme="minorHAnsi" w:eastAsiaTheme="minorEastAsia" w:hAnsiTheme="minorHAnsi" w:cstheme="minorBidi"/>
+        <w:rFonts/>
         <w:sz w:val="22"/>
         <w:szCs w:val="22"/>
         <w:lang w:val="en-US" w:eastAsia="en-US" w:bidi="ar-SA"/>
@@ -837,6 +677,15 @@
     <w:name w:val="Normal"/>
     <w:qFormat/>
     <w:rsid w:val="00FC693F"/>
+    <w:pPr>
+      <w:spacing w:after="120" w:line="259" w:lineRule="auto"/>
+    </w:pPr>
+    <w:rPr>
+      <w:rFonts w:ascii="Times New Roman" w:hAnsi="Times New Roman"/>
+      <w:color w:val="000000"/>
+      <w:sz w:val="24"/>
+      <w:lang w:val="az-Latn-AZ"/>
+    </w:rPr>
   </w:style>
   <w:style w:type="paragraph" w:styleId="Header">
     <w:name w:val="header"/>
@@ -893,16 +742,17 @@
     <w:pPr>
       <w:keepNext/>
       <w:keepLines/>
-      <w:spacing w:before="480" w:after="0"/>
+      <w:spacing w:before="480" w:after="120" w:line="259" w:lineRule="auto"/>
       <w:outlineLvl w:val="0"/>
     </w:pPr>
     <w:rPr>
-      <w:rFonts w:asciiTheme="majorHAnsi" w:eastAsiaTheme="majorEastAsia" w:hAnsiTheme="majorHAnsi" w:cstheme="majorBidi"/>
+      <w:rFonts w:ascii="Times New Roman" w:hAnsi="Times New Roman"/>
       <w:b/>
       <w:bCs/>
-      <w:color w:val="365F91" w:themeColor="accent1" w:themeShade="BF"/>
-      <w:sz w:val="28"/>
+      <w:color w:val="000000"/>
+      <w:sz w:val="26"/>
       <w:szCs w:val="28"/>
+      <w:lang w:val="az-Latn-AZ"/>
     </w:rPr>
   </w:style>
   <w:style w:type="paragraph" w:styleId="Heading2">
@@ -917,16 +767,17 @@
     <w:pPr>
       <w:keepNext/>
       <w:keepLines/>
-      <w:spacing w:before="200" w:after="0"/>
+      <w:spacing w:before="200" w:after="120" w:line="259" w:lineRule="auto"/>
       <w:outlineLvl w:val="1"/>
     </w:pPr>
     <w:rPr>
-      <w:rFonts w:asciiTheme="majorHAnsi" w:eastAsiaTheme="majorEastAsia" w:hAnsiTheme="majorHAnsi" w:cstheme="majorBidi"/>
+      <w:rFonts w:ascii="Times New Roman" w:hAnsi="Times New Roman"/>
       <w:b/>
       <w:bCs/>
-      <w:color w:val="4F81BD" w:themeColor="accent1"/>
+      <w:color w:val="000000"/>
       <w:sz w:val="26"/>
       <w:szCs w:val="26"/>
+      <w:lang w:val="az-Latn-AZ"/>
     </w:rPr>
   </w:style>
   <w:style w:type="paragraph" w:styleId="Heading3">
@@ -945,7 +796,7 @@
       <w:outlineLvl w:val="2"/>
     </w:pPr>
     <w:rPr>
-      <w:rFonts w:asciiTheme="majorHAnsi" w:eastAsiaTheme="majorEastAsia" w:hAnsiTheme="majorHAnsi" w:cstheme="majorBidi"/>
+      <w:rFonts/>
       <w:b/>
       <w:bCs/>
       <w:color w:val="4F81BD" w:themeColor="accent1"/>
@@ -968,7 +819,7 @@
       <w:outlineLvl w:val="3"/>
     </w:pPr>
     <w:rPr>
-      <w:rFonts w:asciiTheme="majorHAnsi" w:eastAsiaTheme="majorEastAsia" w:hAnsiTheme="majorHAnsi" w:cstheme="majorBidi"/>
+      <w:rFonts/>
       <w:b/>
       <w:bCs/>
       <w:i/>
@@ -993,7 +844,7 @@
       <w:outlineLvl w:val="4"/>
     </w:pPr>
     <w:rPr>
-      <w:rFonts w:asciiTheme="majorHAnsi" w:eastAsiaTheme="majorEastAsia" w:hAnsiTheme="majorHAnsi" w:cstheme="majorBidi"/>
+      <w:rFonts/>
       <w:color w:val="243F60" w:themeColor="accent1" w:themeShade="7F"/>
     </w:rPr>
   </w:style>
@@ -1014,7 +865,7 @@
       <w:outlineLvl w:val="5"/>
     </w:pPr>
     <w:rPr>
-      <w:rFonts w:asciiTheme="majorHAnsi" w:eastAsiaTheme="majorEastAsia" w:hAnsiTheme="majorHAnsi" w:cstheme="majorBidi"/>
+      <w:rFonts/>
       <w:i/>
       <w:iCs/>
       <w:color w:val="243F60" w:themeColor="accent1" w:themeShade="7F"/>
@@ -1037,7 +888,7 @@
       <w:outlineLvl w:val="6"/>
     </w:pPr>
     <w:rPr>
-      <w:rFonts w:asciiTheme="majorHAnsi" w:eastAsiaTheme="majorEastAsia" w:hAnsiTheme="majorHAnsi" w:cstheme="majorBidi"/>
+      <w:rFonts/>
       <w:i/>
       <w:iCs/>
       <w:color w:val="404040" w:themeColor="text1" w:themeTint="BF"/>
@@ -1060,7 +911,7 @@
       <w:outlineLvl w:val="7"/>
     </w:pPr>
     <w:rPr>
-      <w:rFonts w:asciiTheme="majorHAnsi" w:eastAsiaTheme="majorEastAsia" w:hAnsiTheme="majorHAnsi" w:cstheme="majorBidi"/>
+      <w:rFonts/>
       <w:color w:val="4F81BD" w:themeColor="accent1"/>
       <w:sz w:val="20"/>
       <w:szCs w:val="20"/>
@@ -1083,7 +934,7 @@
       <w:outlineLvl w:val="8"/>
     </w:pPr>
     <w:rPr>
-      <w:rFonts w:asciiTheme="majorHAnsi" w:eastAsiaTheme="majorEastAsia" w:hAnsiTheme="majorHAnsi" w:cstheme="majorBidi"/>
+      <w:rFonts/>
       <w:i/>
       <w:iCs/>
       <w:color w:val="404040" w:themeColor="text1" w:themeTint="BF"/>
@@ -1134,7 +985,7 @@
     <w:uiPriority w:val="9"/>
     <w:rsid w:val="00FC693F"/>
     <w:rPr>
-      <w:rFonts w:asciiTheme="majorHAnsi" w:eastAsiaTheme="majorEastAsia" w:hAnsiTheme="majorHAnsi" w:cstheme="majorBidi"/>
+      <w:rFonts/>
       <w:b/>
       <w:bCs/>
       <w:color w:val="365F91" w:themeColor="accent1" w:themeShade="BF"/>
@@ -1149,7 +1000,7 @@
     <w:uiPriority w:val="9"/>
     <w:rsid w:val="00FC693F"/>
     <w:rPr>
-      <w:rFonts w:asciiTheme="majorHAnsi" w:eastAsiaTheme="majorEastAsia" w:hAnsiTheme="majorHAnsi" w:cstheme="majorBidi"/>
+      <w:rFonts/>
       <w:b/>
       <w:bCs/>
       <w:color w:val="4F81BD" w:themeColor="accent1"/>
@@ -1164,7 +1015,7 @@
     <w:uiPriority w:val="9"/>
     <w:rsid w:val="00FC693F"/>
     <w:rPr>
-      <w:rFonts w:asciiTheme="majorHAnsi" w:eastAsiaTheme="majorEastAsia" w:hAnsiTheme="majorHAnsi" w:cstheme="majorBidi"/>
+      <w:rFonts/>
       <w:b/>
       <w:bCs/>
       <w:color w:val="4F81BD" w:themeColor="accent1"/>
@@ -1179,19 +1030,17 @@
     <w:qFormat/>
     <w:rsid w:val="00FC693F"/>
     <w:pPr>
-      <w:pBdr>
-        <w:bottom w:val="single" w:sz="8" w:space="4" w:color="4F81BD" w:themeColor="accent1"/>
-      </w:pBdr>
-      <w:spacing w:after="300" w:line="240" w:lineRule="auto"/>
+      <w:spacing w:after="120" w:line="259" w:lineRule="auto"/>
       <w:contextualSpacing/>
     </w:pPr>
     <w:rPr>
-      <w:rFonts w:asciiTheme="majorHAnsi" w:eastAsiaTheme="majorEastAsia" w:hAnsiTheme="majorHAnsi" w:cstheme="majorBidi"/>
-      <w:color w:val="17365D" w:themeColor="text2" w:themeShade="BF"/>
+      <w:rFonts w:ascii="Times New Roman" w:hAnsi="Times New Roman"/>
+      <w:color w:val="000000"/>
       <w:spacing w:val="5"/>
       <w:kern w:val="28"/>
-      <w:sz w:val="52"/>
+      <w:sz w:val="40"/>
       <w:szCs w:val="52"/>
+      <w:lang w:val="az-Latn-AZ"/>
     </w:rPr>
   </w:style>
   <w:style w:type="character" w:customStyle="1" w:styleId="TitleChar">
@@ -1201,7 +1050,7 @@
     <w:uiPriority w:val="10"/>
     <w:rsid w:val="00FC693F"/>
     <w:rPr>
-      <w:rFonts w:asciiTheme="majorHAnsi" w:eastAsiaTheme="majorEastAsia" w:hAnsiTheme="majorHAnsi" w:cstheme="majorBidi"/>
+      <w:rFonts/>
       <w:color w:val="17365D" w:themeColor="text2" w:themeShade="BF"/>
       <w:spacing w:val="5"/>
       <w:kern w:val="28"/>
@@ -1223,7 +1072,7 @@
       </w:numPr>
     </w:pPr>
     <w:rPr>
-      <w:rFonts w:asciiTheme="majorHAnsi" w:eastAsiaTheme="majorEastAsia" w:hAnsiTheme="majorHAnsi" w:cstheme="majorBidi"/>
+      <w:rFonts/>
       <w:i/>
       <w:iCs/>
       <w:color w:val="4F81BD" w:themeColor="accent1"/>
@@ -1239,7 +1088,7 @@
     <w:uiPriority w:val="11"/>
     <w:rsid w:val="00FC693F"/>
     <w:rPr>
-      <w:rFonts w:asciiTheme="majorHAnsi" w:eastAsiaTheme="majorEastAsia" w:hAnsiTheme="majorHAnsi" w:cstheme="majorBidi"/>
+      <w:rFonts/>
       <w:i/>
       <w:iCs/>
       <w:color w:val="4F81BD" w:themeColor="accent1"/>
@@ -1364,8 +1213,15 @@
       <w:numPr>
         <w:numId w:val="1"/>
       </w:numPr>
+      <w:spacing w:after="120" w:line="259" w:lineRule="auto"/>
       <w:contextualSpacing/>
     </w:pPr>
+    <w:rPr>
+      <w:rFonts w:ascii="Times New Roman" w:hAnsi="Times New Roman"/>
+      <w:color w:val="000000"/>
+      <w:sz w:val="24"/>
+      <w:lang w:val="az-Latn-AZ"/>
+    </w:rPr>
   </w:style>
   <w:style w:type="paragraph" w:styleId="ListBullet2">
     <w:name w:val="List Bullet 2"/>
@@ -1537,7 +1393,7 @@
     <w:semiHidden/>
     <w:rsid w:val="00FC693F"/>
     <w:rPr>
-      <w:rFonts w:asciiTheme="majorHAnsi" w:eastAsiaTheme="majorEastAsia" w:hAnsiTheme="majorHAnsi" w:cstheme="majorBidi"/>
+      <w:rFonts/>
       <w:b/>
       <w:bCs/>
       <w:i/>
@@ -1553,7 +1409,7 @@
     <w:semiHidden/>
     <w:rsid w:val="00FC693F"/>
     <w:rPr>
-      <w:rFonts w:asciiTheme="majorHAnsi" w:eastAsiaTheme="majorEastAsia" w:hAnsiTheme="majorHAnsi" w:cstheme="majorBidi"/>
+      <w:rFonts/>
       <w:color w:val="243F60" w:themeColor="accent1" w:themeShade="7F"/>
     </w:rPr>
   </w:style>
@@ -1565,7 +1421,7 @@
     <w:semiHidden/>
     <w:rsid w:val="00FC693F"/>
     <w:rPr>
-      <w:rFonts w:asciiTheme="majorHAnsi" w:eastAsiaTheme="majorEastAsia" w:hAnsiTheme="majorHAnsi" w:cstheme="majorBidi"/>
+      <w:rFonts/>
       <w:i/>
       <w:iCs/>
       <w:color w:val="243F60" w:themeColor="accent1" w:themeShade="7F"/>
@@ -1579,7 +1435,7 @@
     <w:semiHidden/>
     <w:rsid w:val="00FC693F"/>
     <w:rPr>
-      <w:rFonts w:asciiTheme="majorHAnsi" w:eastAsiaTheme="majorEastAsia" w:hAnsiTheme="majorHAnsi" w:cstheme="majorBidi"/>
+      <w:rFonts/>
       <w:i/>
       <w:iCs/>
       <w:color w:val="404040" w:themeColor="text1" w:themeTint="BF"/>
@@ -1593,7 +1449,7 @@
     <w:semiHidden/>
     <w:rsid w:val="00FC693F"/>
     <w:rPr>
-      <w:rFonts w:asciiTheme="majorHAnsi" w:eastAsiaTheme="majorEastAsia" w:hAnsiTheme="majorHAnsi" w:cstheme="majorBidi"/>
+      <w:rFonts/>
       <w:color w:val="4F81BD" w:themeColor="accent1"/>
       <w:sz w:val="20"/>
       <w:szCs w:val="20"/>
@@ -1607,7 +1463,7 @@
     <w:semiHidden/>
     <w:rsid w:val="00FC693F"/>
     <w:rPr>
-      <w:rFonts w:asciiTheme="majorHAnsi" w:eastAsiaTheme="majorEastAsia" w:hAnsiTheme="majorHAnsi" w:cstheme="majorBidi"/>
+      <w:rFonts/>
       <w:i/>
       <w:iCs/>
       <w:color w:val="404040" w:themeColor="text1" w:themeTint="BF"/>
@@ -1666,9 +1522,6 @@
     <w:qFormat/>
     <w:rsid w:val="00FC693F"/>
     <w:pPr>
-      <w:pBdr>
-        <w:bottom w:val="single" w:sz="4" w:space="4" w:color="4F81BD" w:themeColor="accent1"/>
-      </w:pBdr>
       <w:spacing w:before="200" w:after="280"/>
       <w:ind w:left="936" w:right="936"/>
     </w:pPr>
@@ -3196,7 +3049,7 @@
         <w:spacing w:before="0" w:after="0" w:line="240" w:lineRule="auto"/>
       </w:pPr>
       <w:rPr>
-        <w:rFonts w:asciiTheme="majorHAnsi" w:eastAsiaTheme="majorEastAsia" w:hAnsiTheme="majorHAnsi" w:cstheme="majorBidi"/>
+        <w:rFonts/>
         <w:b/>
         <w:bCs/>
       </w:rPr>
@@ -3217,7 +3070,7 @@
         <w:spacing w:before="0" w:after="0" w:line="240" w:lineRule="auto"/>
       </w:pPr>
       <w:rPr>
-        <w:rFonts w:asciiTheme="majorHAnsi" w:eastAsiaTheme="majorEastAsia" w:hAnsiTheme="majorHAnsi" w:cstheme="majorBidi"/>
+        <w:rFonts/>
         <w:b/>
         <w:bCs/>
       </w:rPr>
@@ -3235,14 +3088,14 @@
     </w:tblStylePr>
     <w:tblStylePr w:type="firstCol">
       <w:rPr>
-        <w:rFonts w:asciiTheme="majorHAnsi" w:eastAsiaTheme="majorEastAsia" w:hAnsiTheme="majorHAnsi" w:cstheme="majorBidi"/>
+        <w:rFonts/>
         <w:b/>
         <w:bCs/>
       </w:rPr>
     </w:tblStylePr>
     <w:tblStylePr w:type="lastCol">
       <w:rPr>
-        <w:rFonts w:asciiTheme="majorHAnsi" w:eastAsiaTheme="majorEastAsia" w:hAnsiTheme="majorHAnsi" w:cstheme="majorBidi"/>
+        <w:rFonts/>
         <w:b/>
         <w:bCs/>
       </w:rPr>
@@ -3326,7 +3179,7 @@
         <w:spacing w:before="0" w:after="0" w:line="240" w:lineRule="auto"/>
       </w:pPr>
       <w:rPr>
-        <w:rFonts w:asciiTheme="majorHAnsi" w:eastAsiaTheme="majorEastAsia" w:hAnsiTheme="majorHAnsi" w:cstheme="majorBidi"/>
+        <w:rFonts/>
         <w:b/>
         <w:bCs/>
       </w:rPr>
@@ -3347,7 +3200,7 @@
         <w:spacing w:before="0" w:after="0" w:line="240" w:lineRule="auto"/>
       </w:pPr>
       <w:rPr>
-        <w:rFonts w:asciiTheme="majorHAnsi" w:eastAsiaTheme="majorEastAsia" w:hAnsiTheme="majorHAnsi" w:cstheme="majorBidi"/>
+        <w:rFonts/>
         <w:b/>
         <w:bCs/>
       </w:rPr>
@@ -3365,14 +3218,14 @@
     </w:tblStylePr>
     <w:tblStylePr w:type="firstCol">
       <w:rPr>
-        <w:rFonts w:asciiTheme="majorHAnsi" w:eastAsiaTheme="majorEastAsia" w:hAnsiTheme="majorHAnsi" w:cstheme="majorBidi"/>
+        <w:rFonts/>
         <w:b/>
         <w:bCs/>
       </w:rPr>
     </w:tblStylePr>
     <w:tblStylePr w:type="lastCol">
       <w:rPr>
-        <w:rFonts w:asciiTheme="majorHAnsi" w:eastAsiaTheme="majorEastAsia" w:hAnsiTheme="majorHAnsi" w:cstheme="majorBidi"/>
+        <w:rFonts/>
         <w:b/>
         <w:bCs/>
       </w:rPr>
@@ -3456,7 +3309,7 @@
         <w:spacing w:before="0" w:after="0" w:line="240" w:lineRule="auto"/>
       </w:pPr>
       <w:rPr>
-        <w:rFonts w:asciiTheme="majorHAnsi" w:eastAsiaTheme="majorEastAsia" w:hAnsiTheme="majorHAnsi" w:cstheme="majorBidi"/>
+        <w:rFonts/>
         <w:b/>
         <w:bCs/>
       </w:rPr>
@@ -3477,7 +3330,7 @@
         <w:spacing w:before="0" w:after="0" w:line="240" w:lineRule="auto"/>
       </w:pPr>
       <w:rPr>
-        <w:rFonts w:asciiTheme="majorHAnsi" w:eastAsiaTheme="majorEastAsia" w:hAnsiTheme="majorHAnsi" w:cstheme="majorBidi"/>
+        <w:rFonts/>
         <w:b/>
         <w:bCs/>
       </w:rPr>
@@ -3495,14 +3348,14 @@
     </w:tblStylePr>
     <w:tblStylePr w:type="firstCol">
       <w:rPr>
-        <w:rFonts w:asciiTheme="majorHAnsi" w:eastAsiaTheme="majorEastAsia" w:hAnsiTheme="majorHAnsi" w:cstheme="majorBidi"/>
+        <w:rFonts/>
         <w:b/>
         <w:bCs/>
       </w:rPr>
     </w:tblStylePr>
     <w:tblStylePr w:type="lastCol">
       <w:rPr>
-        <w:rFonts w:asciiTheme="majorHAnsi" w:eastAsiaTheme="majorEastAsia" w:hAnsiTheme="majorHAnsi" w:cstheme="majorBidi"/>
+        <w:rFonts/>
         <w:b/>
         <w:bCs/>
       </w:rPr>
@@ -3586,7 +3439,7 @@
         <w:spacing w:before="0" w:after="0" w:line="240" w:lineRule="auto"/>
       </w:pPr>
       <w:rPr>
-        <w:rFonts w:asciiTheme="majorHAnsi" w:eastAsiaTheme="majorEastAsia" w:hAnsiTheme="majorHAnsi" w:cstheme="majorBidi"/>
+        <w:rFonts/>
         <w:b/>
         <w:bCs/>
       </w:rPr>
@@ -3607,7 +3460,7 @@
         <w:spacing w:before="0" w:after="0" w:line="240" w:lineRule="auto"/>
       </w:pPr>
       <w:rPr>
-        <w:rFonts w:asciiTheme="majorHAnsi" w:eastAsiaTheme="majorEastAsia" w:hAnsiTheme="majorHAnsi" w:cstheme="majorBidi"/>
+        <w:rFonts/>
         <w:b/>
         <w:bCs/>
       </w:rPr>
@@ -3625,14 +3478,14 @@
     </w:tblStylePr>
     <w:tblStylePr w:type="firstCol">
       <w:rPr>
-        <w:rFonts w:asciiTheme="majorHAnsi" w:eastAsiaTheme="majorEastAsia" w:hAnsiTheme="majorHAnsi" w:cstheme="majorBidi"/>
+        <w:rFonts/>
         <w:b/>
         <w:bCs/>
       </w:rPr>
     </w:tblStylePr>
     <w:tblStylePr w:type="lastCol">
       <w:rPr>
-        <w:rFonts w:asciiTheme="majorHAnsi" w:eastAsiaTheme="majorEastAsia" w:hAnsiTheme="majorHAnsi" w:cstheme="majorBidi"/>
+        <w:rFonts/>
         <w:b/>
         <w:bCs/>
       </w:rPr>
@@ -3716,7 +3569,7 @@
         <w:spacing w:before="0" w:after="0" w:line="240" w:lineRule="auto"/>
       </w:pPr>
       <w:rPr>
-        <w:rFonts w:asciiTheme="majorHAnsi" w:eastAsiaTheme="majorEastAsia" w:hAnsiTheme="majorHAnsi" w:cstheme="majorBidi"/>
+        <w:rFonts/>
         <w:b/>
         <w:bCs/>
       </w:rPr>
@@ -3737,7 +3590,7 @@
         <w:spacing w:before="0" w:after="0" w:line="240" w:lineRule="auto"/>
       </w:pPr>
       <w:rPr>
-        <w:rFonts w:asciiTheme="majorHAnsi" w:eastAsiaTheme="majorEastAsia" w:hAnsiTheme="majorHAnsi" w:cstheme="majorBidi"/>
+        <w:rFonts/>
         <w:b/>
         <w:bCs/>
       </w:rPr>
@@ -3755,14 +3608,14 @@
     </w:tblStylePr>
     <w:tblStylePr w:type="firstCol">
       <w:rPr>
-        <w:rFonts w:asciiTheme="majorHAnsi" w:eastAsiaTheme="majorEastAsia" w:hAnsiTheme="majorHAnsi" w:cstheme="majorBidi"/>
+        <w:rFonts/>
         <w:b/>
         <w:bCs/>
       </w:rPr>
     </w:tblStylePr>
     <w:tblStylePr w:type="lastCol">
       <w:rPr>
-        <w:rFonts w:asciiTheme="majorHAnsi" w:eastAsiaTheme="majorEastAsia" w:hAnsiTheme="majorHAnsi" w:cstheme="majorBidi"/>
+        <w:rFonts/>
         <w:b/>
         <w:bCs/>
       </w:rPr>
@@ -3846,7 +3699,7 @@
         <w:spacing w:before="0" w:after="0" w:line="240" w:lineRule="auto"/>
       </w:pPr>
       <w:rPr>
-        <w:rFonts w:asciiTheme="majorHAnsi" w:eastAsiaTheme="majorEastAsia" w:hAnsiTheme="majorHAnsi" w:cstheme="majorBidi"/>
+        <w:rFonts/>
         <w:b/>
         <w:bCs/>
       </w:rPr>
@@ -3867,7 +3720,7 @@
         <w:spacing w:before="0" w:after="0" w:line="240" w:lineRule="auto"/>
       </w:pPr>
       <w:rPr>
-        <w:rFonts w:asciiTheme="majorHAnsi" w:eastAsiaTheme="majorEastAsia" w:hAnsiTheme="majorHAnsi" w:cstheme="majorBidi"/>
+        <w:rFonts/>
         <w:b/>
         <w:bCs/>
       </w:rPr>
@@ -3885,14 +3738,14 @@
     </w:tblStylePr>
     <w:tblStylePr w:type="firstCol">
       <w:rPr>
-        <w:rFonts w:asciiTheme="majorHAnsi" w:eastAsiaTheme="majorEastAsia" w:hAnsiTheme="majorHAnsi" w:cstheme="majorBidi"/>
+        <w:rFonts/>
         <w:b/>
         <w:bCs/>
       </w:rPr>
     </w:tblStylePr>
     <w:tblStylePr w:type="lastCol">
       <w:rPr>
-        <w:rFonts w:asciiTheme="majorHAnsi" w:eastAsiaTheme="majorEastAsia" w:hAnsiTheme="majorHAnsi" w:cstheme="majorBidi"/>
+        <w:rFonts/>
         <w:b/>
         <w:bCs/>
       </w:rPr>
@@ -3976,7 +3829,7 @@
         <w:spacing w:before="0" w:after="0" w:line="240" w:lineRule="auto"/>
       </w:pPr>
       <w:rPr>
-        <w:rFonts w:asciiTheme="majorHAnsi" w:eastAsiaTheme="majorEastAsia" w:hAnsiTheme="majorHAnsi" w:cstheme="majorBidi"/>
+        <w:rFonts/>
         <w:b/>
         <w:bCs/>
       </w:rPr>
@@ -3997,7 +3850,7 @@
         <w:spacing w:before="0" w:after="0" w:line="240" w:lineRule="auto"/>
       </w:pPr>
       <w:rPr>
-        <w:rFonts w:asciiTheme="majorHAnsi" w:eastAsiaTheme="majorEastAsia" w:hAnsiTheme="majorHAnsi" w:cstheme="majorBidi"/>
+        <w:rFonts/>
         <w:b/>
         <w:bCs/>
       </w:rPr>
@@ -4015,14 +3868,14 @@
     </w:tblStylePr>
     <w:tblStylePr w:type="firstCol">
       <w:rPr>
-        <w:rFonts w:asciiTheme="majorHAnsi" w:eastAsiaTheme="majorEastAsia" w:hAnsiTheme="majorHAnsi" w:cstheme="majorBidi"/>
+        <w:rFonts/>
         <w:b/>
         <w:bCs/>
       </w:rPr>
     </w:tblStylePr>
     <w:tblStylePr w:type="lastCol">
       <w:rPr>
-        <w:rFonts w:asciiTheme="majorHAnsi" w:eastAsiaTheme="majorEastAsia" w:hAnsiTheme="majorHAnsi" w:cstheme="majorBidi"/>
+        <w:rFonts/>
         <w:b/>
         <w:bCs/>
       </w:rPr>
@@ -5887,7 +5740,7 @@
     </w:tblPr>
     <w:tblStylePr w:type="firstRow">
       <w:rPr>
-        <w:rFonts w:asciiTheme="majorHAnsi" w:eastAsiaTheme="majorEastAsia" w:hAnsiTheme="majorHAnsi" w:cstheme="majorBidi"/>
+        <w:rFonts/>
       </w:rPr>
       <w:tblPr/>
       <w:tcPr>
@@ -5971,7 +5824,7 @@
     </w:tblPr>
     <w:tblStylePr w:type="firstRow">
       <w:rPr>
-        <w:rFonts w:asciiTheme="majorHAnsi" w:eastAsiaTheme="majorEastAsia" w:hAnsiTheme="majorHAnsi" w:cstheme="majorBidi"/>
+        <w:rFonts/>
       </w:rPr>
       <w:tblPr/>
       <w:tcPr>
@@ -6055,7 +5908,7 @@
     </w:tblPr>
     <w:tblStylePr w:type="firstRow">
       <w:rPr>
-        <w:rFonts w:asciiTheme="majorHAnsi" w:eastAsiaTheme="majorEastAsia" w:hAnsiTheme="majorHAnsi" w:cstheme="majorBidi"/>
+        <w:rFonts/>
       </w:rPr>
       <w:tblPr/>
       <w:tcPr>
@@ -6139,7 +5992,7 @@
     </w:tblPr>
     <w:tblStylePr w:type="firstRow">
       <w:rPr>
-        <w:rFonts w:asciiTheme="majorHAnsi" w:eastAsiaTheme="majorEastAsia" w:hAnsiTheme="majorHAnsi" w:cstheme="majorBidi"/>
+        <w:rFonts/>
       </w:rPr>
       <w:tblPr/>
       <w:tcPr>
@@ -6223,7 +6076,7 @@
     </w:tblPr>
     <w:tblStylePr w:type="firstRow">
       <w:rPr>
-        <w:rFonts w:asciiTheme="majorHAnsi" w:eastAsiaTheme="majorEastAsia" w:hAnsiTheme="majorHAnsi" w:cstheme="majorBidi"/>
+        <w:rFonts/>
       </w:rPr>
       <w:tblPr/>
       <w:tcPr>
@@ -6307,7 +6160,7 @@
     </w:tblPr>
     <w:tblStylePr w:type="firstRow">
       <w:rPr>
-        <w:rFonts w:asciiTheme="majorHAnsi" w:eastAsiaTheme="majorEastAsia" w:hAnsiTheme="majorHAnsi" w:cstheme="majorBidi"/>
+        <w:rFonts/>
       </w:rPr>
       <w:tblPr/>
       <w:tcPr>
@@ -6391,7 +6244,7 @@
     </w:tblPr>
     <w:tblStylePr w:type="firstRow">
       <w:rPr>
-        <w:rFonts w:asciiTheme="majorHAnsi" w:eastAsiaTheme="majorEastAsia" w:hAnsiTheme="majorHAnsi" w:cstheme="majorBidi"/>
+        <w:rFonts/>
       </w:rPr>
       <w:tblPr/>
       <w:tcPr>
@@ -6456,7 +6309,7 @@
       <w:spacing w:after="0" w:line="240" w:lineRule="auto"/>
     </w:pPr>
     <w:rPr>
-      <w:rFonts w:asciiTheme="majorHAnsi" w:eastAsiaTheme="majorEastAsia" w:hAnsiTheme="majorHAnsi" w:cstheme="majorBidi"/>
+      <w:rFonts/>
       <w:color w:val="000000" w:themeColor="text1"/>
     </w:rPr>
     <w:tblPr>
@@ -6584,7 +6437,7 @@
       <w:spacing w:after="0" w:line="240" w:lineRule="auto"/>
     </w:pPr>
     <w:rPr>
-      <w:rFonts w:asciiTheme="majorHAnsi" w:eastAsiaTheme="majorEastAsia" w:hAnsiTheme="majorHAnsi" w:cstheme="majorBidi"/>
+      <w:rFonts/>
       <w:color w:val="000000" w:themeColor="text1"/>
     </w:rPr>
     <w:tblPr>
@@ -6712,7 +6565,7 @@
       <w:spacing w:after="0" w:line="240" w:lineRule="auto"/>
     </w:pPr>
     <w:rPr>
-      <w:rFonts w:asciiTheme="majorHAnsi" w:eastAsiaTheme="majorEastAsia" w:hAnsiTheme="majorHAnsi" w:cstheme="majorBidi"/>
+      <w:rFonts/>
       <w:color w:val="000000" w:themeColor="text1"/>
     </w:rPr>
     <w:tblPr>
@@ -6840,7 +6693,7 @@
       <w:spacing w:after="0" w:line="240" w:lineRule="auto"/>
     </w:pPr>
     <w:rPr>
-      <w:rFonts w:asciiTheme="majorHAnsi" w:eastAsiaTheme="majorEastAsia" w:hAnsiTheme="majorHAnsi" w:cstheme="majorBidi"/>
+      <w:rFonts/>
       <w:color w:val="000000" w:themeColor="text1"/>
     </w:rPr>
     <w:tblPr>
@@ -6968,7 +6821,7 @@
       <w:spacing w:after="0" w:line="240" w:lineRule="auto"/>
     </w:pPr>
     <w:rPr>
-      <w:rFonts w:asciiTheme="majorHAnsi" w:eastAsiaTheme="majorEastAsia" w:hAnsiTheme="majorHAnsi" w:cstheme="majorBidi"/>
+      <w:rFonts/>
       <w:color w:val="000000" w:themeColor="text1"/>
     </w:rPr>
     <w:tblPr>
@@ -7096,7 +6949,7 @@
       <w:spacing w:after="0" w:line="240" w:lineRule="auto"/>
     </w:pPr>
     <w:rPr>
-      <w:rFonts w:asciiTheme="majorHAnsi" w:eastAsiaTheme="majorEastAsia" w:hAnsiTheme="majorHAnsi" w:cstheme="majorBidi"/>
+      <w:rFonts/>
       <w:color w:val="000000" w:themeColor="text1"/>
     </w:rPr>
     <w:tblPr>
@@ -7224,7 +7077,7 @@
       <w:spacing w:after="0" w:line="240" w:lineRule="auto"/>
     </w:pPr>
     <w:rPr>
-      <w:rFonts w:asciiTheme="majorHAnsi" w:eastAsiaTheme="majorEastAsia" w:hAnsiTheme="majorHAnsi" w:cstheme="majorBidi"/>
+      <w:rFonts/>
       <w:color w:val="000000" w:themeColor="text1"/>
     </w:rPr>
     <w:tblPr>
@@ -7863,7 +7716,7 @@
       <w:spacing w:after="0" w:line="240" w:lineRule="auto"/>
     </w:pPr>
     <w:rPr>
-      <w:rFonts w:asciiTheme="majorHAnsi" w:eastAsiaTheme="majorEastAsia" w:hAnsiTheme="majorHAnsi" w:cstheme="majorBidi"/>
+      <w:rFonts/>
       <w:color w:val="000000" w:themeColor="text1"/>
     </w:rPr>
     <w:tblPr>
@@ -7988,7 +7841,7 @@
       <w:spacing w:after="0" w:line="240" w:lineRule="auto"/>
     </w:pPr>
     <w:rPr>
-      <w:rFonts w:asciiTheme="majorHAnsi" w:eastAsiaTheme="majorEastAsia" w:hAnsiTheme="majorHAnsi" w:cstheme="majorBidi"/>
+      <w:rFonts/>
       <w:color w:val="000000" w:themeColor="text1"/>
     </w:rPr>
     <w:tblPr>
@@ -8113,7 +7966,7 @@
       <w:spacing w:after="0" w:line="240" w:lineRule="auto"/>
     </w:pPr>
     <w:rPr>
-      <w:rFonts w:asciiTheme="majorHAnsi" w:eastAsiaTheme="majorEastAsia" w:hAnsiTheme="majorHAnsi" w:cstheme="majorBidi"/>
+      <w:rFonts/>
       <w:color w:val="000000" w:themeColor="text1"/>
     </w:rPr>
     <w:tblPr>
@@ -8238,7 +8091,7 @@
       <w:spacing w:after="0" w:line="240" w:lineRule="auto"/>
     </w:pPr>
     <w:rPr>
-      <w:rFonts w:asciiTheme="majorHAnsi" w:eastAsiaTheme="majorEastAsia" w:hAnsiTheme="majorHAnsi" w:cstheme="majorBidi"/>
+      <w:rFonts/>
       <w:color w:val="000000" w:themeColor="text1"/>
     </w:rPr>
     <w:tblPr>
@@ -8363,7 +8216,7 @@
       <w:spacing w:after="0" w:line="240" w:lineRule="auto"/>
     </w:pPr>
     <w:rPr>
-      <w:rFonts w:asciiTheme="majorHAnsi" w:eastAsiaTheme="majorEastAsia" w:hAnsiTheme="majorHAnsi" w:cstheme="majorBidi"/>
+      <w:rFonts/>
       <w:color w:val="000000" w:themeColor="text1"/>
     </w:rPr>
     <w:tblPr>
@@ -8488,7 +8341,7 @@
       <w:spacing w:after="0" w:line="240" w:lineRule="auto"/>
     </w:pPr>
     <w:rPr>
-      <w:rFonts w:asciiTheme="majorHAnsi" w:eastAsiaTheme="majorEastAsia" w:hAnsiTheme="majorHAnsi" w:cstheme="majorBidi"/>
+      <w:rFonts/>
       <w:color w:val="000000" w:themeColor="text1"/>
     </w:rPr>
     <w:tblPr>
@@ -8613,7 +8466,7 @@
       <w:spacing w:after="0" w:line="240" w:lineRule="auto"/>
     </w:pPr>
     <w:rPr>
-      <w:rFonts w:asciiTheme="majorHAnsi" w:eastAsiaTheme="majorEastAsia" w:hAnsiTheme="majorHAnsi" w:cstheme="majorBidi"/>
+      <w:rFonts/>
       <w:color w:val="000000" w:themeColor="text1"/>
     </w:rPr>
     <w:tblPr>

--- a/az/discovery-articles/5.7 Distillə.docx
+++ b/az/discovery-articles/5.7 Distillə.docx
@@ -120,7 +120,7 @@
         <w:widowControl/>
       </w:pPr>
       <w:r>
-        <w:t>Kim kəşf edib və ya yaradıb</w:t>
+        <w:t xml:space="preserve">Kim yaradıb</w:t>
       </w:r>
     </w:p>
     <w:p>
@@ -217,7 +217,7 @@
         <w:rPr>
           <w:sz w:val="20"/>
         </w:rPr>
-        <w:t>A Kitablar və əsas elmi əsərlər</w:t>
+        <w:t>Kitablar və əsas elmi əsərlər</w:t>
       </w:r>
     </w:p>
     <w:p>
@@ -240,7 +240,7 @@
         <w:rPr>
           <w:sz w:val="20"/>
         </w:rPr>
-        <w:t>C Qurumların materialları və ensiklopedik mənbələr</w:t>
+        <w:t>Qurumların materialları və ensiklopedik mənbələr</w:t>
       </w:r>
     </w:p>
     <w:p>
